--- a/documents/5-1 非功能性需求-連卉媗.docx
+++ b/documents/5-1 非功能性需求-連卉媗.docx
@@ -424,21 +424,7 @@
               <w:rPr>
                 <w:rFonts w:hint="eastAsia"/>
               </w:rPr>
-              <w:t>即時於前端標</w:t>
-            </w:r>
-            <w:proofErr w:type="gramStart"/>
-            <w:r>
-              <w:rPr>
-                <w:rFonts w:hint="eastAsia"/>
-              </w:rPr>
-              <w:t>註</w:t>
-            </w:r>
-            <w:proofErr w:type="gramEnd"/>
-            <w:r>
-              <w:rPr>
-                <w:rFonts w:hint="eastAsia"/>
-              </w:rPr>
-              <w:t>「已滿」狀態。</w:t>
+              <w:t>即時於前端標註「已滿」狀態。</w:t>
             </w:r>
           </w:p>
         </w:tc>
@@ -531,9 +517,6 @@
               </w:numPr>
               <w:jc w:val="left"/>
               <w:textAlignment w:val="center"/>
-              <w:rPr>
-                <w:rFonts w:hint="eastAsia"/>
-              </w:rPr>
             </w:pPr>
             <w:r>
               <w:rPr>
@@ -556,10 +539,176 @@
                 <w:numId w:val="0"/>
               </w:numPr>
               <w:textAlignment w:val="center"/>
+            </w:pPr>
+            <w:r>
+              <w:t>後台系統應具備分頁與非同步讀取能力，確保當</w:t>
+            </w:r>
+            <w:r>
+              <w:rPr>
+                <w:rFonts w:hint="eastAsia"/>
+              </w:rPr>
+              <w:t>書櫃</w:t>
+            </w:r>
+            <w:r>
+              <w:t>紀錄達到</w:t>
+            </w:r>
+            <w:r>
+              <w:t xml:space="preserve"> 10 </w:t>
+            </w:r>
+            <w:r>
+              <w:t>萬筆以上時，管理員查詢頁面仍能在</w:t>
+            </w:r>
+            <w:r>
+              <w:t>2</w:t>
+            </w:r>
+            <w:r>
+              <w:t>秒內完成載入</w:t>
+            </w:r>
+            <w:r>
+              <w:rPr>
+                <w:rFonts w:hint="eastAsia"/>
+              </w:rPr>
+              <w:t>。</w:t>
+            </w:r>
+          </w:p>
+        </w:tc>
+      </w:tr>
+      <w:tr>
+        <w:trPr>
+          <w:trHeight w:val="309"/>
+        </w:trPr>
+        <w:tc>
+          <w:tcPr>
+            <w:tcW w:w="1180" w:type="pct"/>
+            <w:vMerge w:val="restart"/>
+            <w:vAlign w:val="center"/>
+          </w:tcPr>
+          <w:p>
+            <w:pPr>
+              <w:pStyle w:val="a0"/>
+              <w:numPr>
+                <w:ilvl w:val="0"/>
+                <w:numId w:val="0"/>
+              </w:numPr>
+              <w:jc w:val="left"/>
+              <w:textAlignment w:val="center"/>
+            </w:pPr>
+            <w:r>
+              <w:rPr>
+                <w:rFonts w:hint="eastAsia"/>
+              </w:rPr>
+              <w:t>可維護性</w:t>
+            </w:r>
+          </w:p>
+        </w:tc>
+        <w:tc>
+          <w:tcPr>
+            <w:tcW w:w="3820" w:type="pct"/>
+            <w:vAlign w:val="center"/>
+          </w:tcPr>
+          <w:p>
+            <w:pPr>
+              <w:pStyle w:val="a0"/>
+              <w:numPr>
+                <w:ilvl w:val="0"/>
+                <w:numId w:val="0"/>
+              </w:numPr>
+              <w:textAlignment w:val="center"/>
+            </w:pPr>
+            <w:r>
+              <w:t>App</w:t>
+            </w:r>
+            <w:r>
+              <w:t>需整合錯誤追蹤系統，當使用者存書失敗時，系統能自動補捉異常</w:t>
+            </w:r>
+            <w:r>
+              <w:t>Log</w:t>
+            </w:r>
+            <w:r>
+              <w:t>供開發</w:t>
+            </w:r>
+            <w:proofErr w:type="gramStart"/>
+            <w:r>
+              <w:t>者排查</w:t>
+            </w:r>
+            <w:proofErr w:type="gramEnd"/>
+            <w:r>
+              <w:rPr>
+                <w:rFonts w:hint="eastAsia"/>
+              </w:rPr>
+              <w:t>。</w:t>
+            </w:r>
+          </w:p>
+        </w:tc>
+      </w:tr>
+      <w:tr>
+        <w:trPr>
+          <w:trHeight w:val="309"/>
+        </w:trPr>
+        <w:tc>
+          <w:tcPr>
+            <w:tcW w:w="1180" w:type="pct"/>
+            <w:vMerge/>
+            <w:vAlign w:val="center"/>
+          </w:tcPr>
+          <w:p>
+            <w:pPr>
+              <w:pStyle w:val="a0"/>
+              <w:numPr>
+                <w:ilvl w:val="0"/>
+                <w:numId w:val="0"/>
+              </w:numPr>
+              <w:jc w:val="left"/>
+              <w:textAlignment w:val="center"/>
               <w:rPr>
                 <w:rFonts w:hint="eastAsia"/>
               </w:rPr>
             </w:pPr>
+          </w:p>
+        </w:tc>
+        <w:tc>
+          <w:tcPr>
+            <w:tcW w:w="3820" w:type="pct"/>
+            <w:vAlign w:val="center"/>
+          </w:tcPr>
+          <w:p>
+            <w:pPr>
+              <w:pStyle w:val="a0"/>
+              <w:numPr>
+                <w:ilvl w:val="0"/>
+                <w:numId w:val="0"/>
+              </w:numPr>
+              <w:textAlignment w:val="center"/>
+            </w:pPr>
+            <w:r>
+              <w:t>Flutter</w:t>
+            </w:r>
+            <w:r>
+              <w:t>專案應嚴格遵守</w:t>
+            </w:r>
+            <w:r>
+              <w:t>Clean Architecture</w:t>
+            </w:r>
+            <w:r>
+              <w:t>或</w:t>
+            </w:r>
+            <w:r>
+              <w:t>Provider/</w:t>
+            </w:r>
+            <w:proofErr w:type="spellStart"/>
+            <w:r>
+              <w:t>BLoC</w:t>
+            </w:r>
+            <w:proofErr w:type="spellEnd"/>
+            <w:r>
+              <w:t>等狀態管理規範，確保邏輯與</w:t>
+            </w:r>
+            <w:r>
+              <w:t>UI</w:t>
+            </w:r>
+            <w:r>
+              <w:t>完全分離</w:t>
+            </w:r>
           </w:p>
         </w:tc>
       </w:tr>
@@ -578,15 +727,12 @@
               </w:numPr>
               <w:jc w:val="left"/>
               <w:textAlignment w:val="center"/>
+            </w:pPr>
+            <w:r>
               <w:rPr>
                 <w:rFonts w:hint="eastAsia"/>
               </w:rPr>
-            </w:pPr>
-            <w:r>
-              <w:rPr>
-                <w:rFonts w:hint="eastAsia"/>
-              </w:rPr>
-              <w:t>可維護性</w:t>
+              <w:t>互通性</w:t>
             </w:r>
           </w:p>
         </w:tc>
@@ -603,57 +749,28 @@
                 <w:numId w:val="0"/>
               </w:numPr>
               <w:textAlignment w:val="center"/>
+            </w:pPr>
+            <w:r>
+              <w:t>系統需透過</w:t>
+            </w:r>
+            <w:r>
+              <w:t>RESTful API</w:t>
+            </w:r>
+            <w:r>
+              <w:t>串接</w:t>
+            </w:r>
+            <w:r>
+              <w:t>Google Books</w:t>
+            </w:r>
+            <w:r>
+              <w:t>或國家圖書館資料庫，確保書籍資訊交換的格式統一</w:t>
+            </w:r>
+            <w:r>
               <w:rPr>
                 <w:rFonts w:hint="eastAsia"/>
               </w:rPr>
-            </w:pPr>
-          </w:p>
-        </w:tc>
-      </w:tr>
-      <w:tr>
-        <w:tc>
-          <w:tcPr>
-            <w:tcW w:w="1180" w:type="pct"/>
-            <w:vAlign w:val="center"/>
-          </w:tcPr>
-          <w:p>
-            <w:pPr>
-              <w:pStyle w:val="a0"/>
-              <w:numPr>
-                <w:ilvl w:val="0"/>
-                <w:numId w:val="0"/>
-              </w:numPr>
-              <w:jc w:val="left"/>
-              <w:textAlignment w:val="center"/>
-              <w:rPr>
-                <w:rFonts w:hint="eastAsia"/>
-              </w:rPr>
-            </w:pPr>
-            <w:r>
-              <w:rPr>
-                <w:rFonts w:hint="eastAsia"/>
-              </w:rPr>
-              <w:t>互通性</w:t>
-            </w:r>
-          </w:p>
-        </w:tc>
-        <w:tc>
-          <w:tcPr>
-            <w:tcW w:w="3820" w:type="pct"/>
-            <w:vAlign w:val="center"/>
-          </w:tcPr>
-          <w:p>
-            <w:pPr>
-              <w:pStyle w:val="a0"/>
-              <w:numPr>
-                <w:ilvl w:val="0"/>
-                <w:numId w:val="0"/>
-              </w:numPr>
-              <w:textAlignment w:val="center"/>
-              <w:rPr>
-                <w:rFonts w:hint="eastAsia"/>
-              </w:rPr>
-            </w:pPr>
+              <w:t>。</w:t>
+            </w:r>
           </w:p>
         </w:tc>
       </w:tr>
@@ -4006,7 +4123,6 @@
   <w:style w:type="character" w:default="1" w:styleId="a2">
     <w:name w:val="Default Paragraph Font"/>
     <w:uiPriority w:val="1"/>
-    <w:semiHidden/>
     <w:unhideWhenUsed/>
   </w:style>
   <w:style w:type="table" w:default="1" w:styleId="a3">

--- a/documents/5-1 非功能性需求-連卉媗.docx
+++ b/documents/5-1 非功能性需求-連卉媗.docx
@@ -1,6 +1,6 @@
 
 <file path=word/document.xml><?xml version="1.0" encoding="utf-8"?>
-<w:document xmlns:wpc="http://schemas.microsoft.com/office/word/2010/wordprocessingCanvas" xmlns:cx="http://schemas.microsoft.com/office/drawing/2014/chartex" xmlns:cx1="http://schemas.microsoft.com/office/drawing/2015/9/8/chartex" xmlns:cx2="http://schemas.microsoft.com/office/drawing/2015/10/21/chartex" xmlns:cx3="http://schemas.microsoft.com/office/drawing/2016/5/9/chartex" xmlns:cx4="http://schemas.microsoft.com/office/drawing/2016/5/10/chartex" xmlns:cx5="http://schemas.microsoft.com/office/drawing/2016/5/11/chartex" xmlns:cx6="http://schemas.microsoft.com/office/drawing/2016/5/12/chartex" xmlns:cx7="http://schemas.microsoft.com/office/drawing/2016/5/13/chartex" xmlns:cx8="http://schemas.microsoft.com/office/drawing/2016/5/14/chartex" xmlns:mc="http://schemas.openxmlformats.org/markup-compatibility/2006" xmlns:aink="http://schemas.microsoft.com/office/drawing/2016/ink" xmlns:am3d="http://schemas.microsoft.com/office/drawing/2017/model3d" xmlns:o="urn:schemas-microsoft-com:office:office" xmlns:oel="http://schemas.microsoft.com/office/2019/extlst" xmlns:r="http://schemas.openxmlformats.org/officeDocument/2006/relationships" xmlns:m="http://schemas.openxmlformats.org/officeDocument/2006/math" xmlns:v="urn:schemas-microsoft-com:vml" xmlns:wp14="http://schemas.microsoft.com/office/word/2010/wordprocessingDrawing" xmlns:wp="http://schemas.openxmlformats.org/drawingml/2006/wordprocessingDrawing" xmlns:w10="urn:schemas-microsoft-com:office:word" xmlns:w="http://schemas.openxmlformats.org/wordprocessingml/2006/main" xmlns:w14="http://schemas.microsoft.com/office/word/2010/wordml" xmlns:w15="http://schemas.microsoft.com/office/word/2012/wordml" xmlns:w16cex="http://schemas.microsoft.com/office/word/2018/wordml/cex" xmlns:w16cid="http://schemas.microsoft.com/office/word/2016/wordml/cid" xmlns:w16="http://schemas.microsoft.com/office/word/2018/wordml" xmlns:w16sdtdh="http://schemas.microsoft.com/office/word/2020/wordml/sdtdatahash" xmlns:w16se="http://schemas.microsoft.com/office/word/2015/wordml/symex" xmlns:wpg="http://schemas.microsoft.com/office/word/2010/wordprocessingGroup" xmlns:wpi="http://schemas.microsoft.com/office/word/2010/wordprocessingInk" xmlns:wne="http://schemas.microsoft.com/office/word/2006/wordml" xmlns:wps="http://schemas.microsoft.com/office/word/2010/wordprocessingShape" mc:Ignorable="w14 w15 w16se w16cid w16 w16cex w16sdtdh wp14">
+<w:document xmlns:wpc="http://schemas.microsoft.com/office/word/2010/wordprocessingCanvas" xmlns:cx="http://schemas.microsoft.com/office/drawing/2014/chartex" xmlns:mc="http://schemas.openxmlformats.org/markup-compatibility/2006" xmlns:o="urn:schemas-microsoft-com:office:office" xmlns:r="http://schemas.openxmlformats.org/officeDocument/2006/relationships" xmlns:m="http://schemas.openxmlformats.org/officeDocument/2006/math" xmlns:v="urn:schemas-microsoft-com:vml" xmlns:wp14="http://schemas.microsoft.com/office/word/2010/wordprocessingDrawing" xmlns:wp="http://schemas.openxmlformats.org/drawingml/2006/wordprocessingDrawing" xmlns:w10="urn:schemas-microsoft-com:office:word" xmlns:w="http://schemas.openxmlformats.org/wordprocessingml/2006/main" xmlns:w14="http://schemas.microsoft.com/office/word/2010/wordml" xmlns:w15="http://schemas.microsoft.com/office/word/2012/wordml" xmlns:w16se="http://schemas.microsoft.com/office/word/2015/wordml/symex" xmlns:wpg="http://schemas.microsoft.com/office/word/2010/wordprocessingGroup" xmlns:wpi="http://schemas.microsoft.com/office/word/2010/wordprocessingInk" xmlns:wne="http://schemas.microsoft.com/office/word/2006/wordml" xmlns:wps="http://schemas.microsoft.com/office/word/2010/wordprocessingShape" mc:Ignorable="w14 w15 w16se wp14">
   <w:body>
     <w:p>
       <w:pPr>
@@ -424,7 +424,21 @@
               <w:rPr>
                 <w:rFonts w:hint="eastAsia"/>
               </w:rPr>
-              <w:t>即時於前端標註「已滿」狀態。</w:t>
+              <w:t>即時於前端標</w:t>
+            </w:r>
+            <w:proofErr w:type="gramStart"/>
+            <w:r>
+              <w:rPr>
+                <w:rFonts w:hint="eastAsia"/>
+              </w:rPr>
+              <w:t>註</w:t>
+            </w:r>
+            <w:proofErr w:type="gramEnd"/>
+            <w:r>
+              <w:rPr>
+                <w:rFonts w:hint="eastAsia"/>
+              </w:rPr>
+              <w:t>「已滿」狀態。</w:t>
             </w:r>
           </w:p>
         </w:tc>
@@ -553,7 +567,7 @@
               <w:t>紀錄達到</w:t>
             </w:r>
             <w:r>
-              <w:t xml:space="preserve"> 10 </w:t>
+              <w:t xml:space="preserve"> 10</w:t>
             </w:r>
             <w:r>
               <w:t>萬筆以上時，管理員查詢頁面仍能在</w:t>
@@ -660,9 +674,6 @@
               </w:numPr>
               <w:jc w:val="left"/>
               <w:textAlignment w:val="center"/>
-              <w:rPr>
-                <w:rFonts w:hint="eastAsia"/>
-              </w:rPr>
             </w:pPr>
           </w:p>
         </w:tc>
@@ -684,7 +695,10 @@
               <w:t>Flutter</w:t>
             </w:r>
             <w:r>
-              <w:t>專案應嚴格遵守</w:t>
+              <w:t>專案</w:t>
+            </w:r>
+            <w:r>
+              <w:t>嚴格遵守</w:t>
             </w:r>
             <w:r>
               <w:t>Clean Architecture</w:t>
@@ -783,6 +797,8 @@
           <w:numId w:val="0"/>
         </w:numPr>
       </w:pPr>
+      <w:bookmarkStart w:id="1" w:name="_GoBack"/>
+      <w:bookmarkEnd w:id="1"/>
     </w:p>
     <w:p/>
     <w:sectPr>
@@ -798,7 +814,7 @@
 </file>
 
 <file path=word/endnotes.xml><?xml version="1.0" encoding="utf-8"?>
-<w:endnotes xmlns:wpc="http://schemas.microsoft.com/office/word/2010/wordprocessingCanvas" xmlns:cx="http://schemas.microsoft.com/office/drawing/2014/chartex" xmlns:cx1="http://schemas.microsoft.com/office/drawing/2015/9/8/chartex" xmlns:cx2="http://schemas.microsoft.com/office/drawing/2015/10/21/chartex" xmlns:cx3="http://schemas.microsoft.com/office/drawing/2016/5/9/chartex" xmlns:cx4="http://schemas.microsoft.com/office/drawing/2016/5/10/chartex" xmlns:cx5="http://schemas.microsoft.com/office/drawing/2016/5/11/chartex" xmlns:cx6="http://schemas.microsoft.com/office/drawing/2016/5/12/chartex" xmlns:cx7="http://schemas.microsoft.com/office/drawing/2016/5/13/chartex" xmlns:cx8="http://schemas.microsoft.com/office/drawing/2016/5/14/chartex" xmlns:mc="http://schemas.openxmlformats.org/markup-compatibility/2006" xmlns:aink="http://schemas.microsoft.com/office/drawing/2016/ink" xmlns:am3d="http://schemas.microsoft.com/office/drawing/2017/model3d" xmlns:o="urn:schemas-microsoft-com:office:office" xmlns:oel="http://schemas.microsoft.com/office/2019/extlst" xmlns:r="http://schemas.openxmlformats.org/officeDocument/2006/relationships" xmlns:m="http://schemas.openxmlformats.org/officeDocument/2006/math" xmlns:v="urn:schemas-microsoft-com:vml" xmlns:wp14="http://schemas.microsoft.com/office/word/2010/wordprocessingDrawing" xmlns:wp="http://schemas.openxmlformats.org/drawingml/2006/wordprocessingDrawing" xmlns:w10="urn:schemas-microsoft-com:office:word" xmlns:w="http://schemas.openxmlformats.org/wordprocessingml/2006/main" xmlns:w14="http://schemas.microsoft.com/office/word/2010/wordml" xmlns:w15="http://schemas.microsoft.com/office/word/2012/wordml" xmlns:w16cex="http://schemas.microsoft.com/office/word/2018/wordml/cex" xmlns:w16cid="http://schemas.microsoft.com/office/word/2016/wordml/cid" xmlns:w16="http://schemas.microsoft.com/office/word/2018/wordml" xmlns:w16sdtdh="http://schemas.microsoft.com/office/word/2020/wordml/sdtdatahash" xmlns:w16se="http://schemas.microsoft.com/office/word/2015/wordml/symex" xmlns:wpg="http://schemas.microsoft.com/office/word/2010/wordprocessingGroup" xmlns:wpi="http://schemas.microsoft.com/office/word/2010/wordprocessingInk" xmlns:wne="http://schemas.microsoft.com/office/word/2006/wordml" xmlns:wps="http://schemas.microsoft.com/office/word/2010/wordprocessingShape" mc:Ignorable="w14 w15 w16se w16cid w16 w16cex w16sdtdh wp14">
+<w:endnotes xmlns:wpc="http://schemas.microsoft.com/office/word/2010/wordprocessingCanvas" xmlns:cx="http://schemas.microsoft.com/office/drawing/2014/chartex" xmlns:mc="http://schemas.openxmlformats.org/markup-compatibility/2006" xmlns:o="urn:schemas-microsoft-com:office:office" xmlns:r="http://schemas.openxmlformats.org/officeDocument/2006/relationships" xmlns:m="http://schemas.openxmlformats.org/officeDocument/2006/math" xmlns:v="urn:schemas-microsoft-com:vml" xmlns:wp14="http://schemas.microsoft.com/office/word/2010/wordprocessingDrawing" xmlns:wp="http://schemas.openxmlformats.org/drawingml/2006/wordprocessingDrawing" xmlns:w10="urn:schemas-microsoft-com:office:word" xmlns:w="http://schemas.openxmlformats.org/wordprocessingml/2006/main" xmlns:w14="http://schemas.microsoft.com/office/word/2010/wordml" xmlns:w15="http://schemas.microsoft.com/office/word/2012/wordml" xmlns:w16se="http://schemas.microsoft.com/office/word/2015/wordml/symex" xmlns:wpg="http://schemas.microsoft.com/office/word/2010/wordprocessingGroup" xmlns:wpi="http://schemas.microsoft.com/office/word/2010/wordprocessingInk" xmlns:wne="http://schemas.microsoft.com/office/word/2006/wordml" xmlns:wps="http://schemas.microsoft.com/office/word/2010/wordprocessingShape" mc:Ignorable="w14 w15 w16se wp14">
   <w:endnote w:type="separator" w:id="-1">
     <w:p>
       <w:r>
@@ -817,7 +833,7 @@
 </file>
 
 <file path=word/footer1.xml><?xml version="1.0" encoding="utf-8"?>
-<w:ftr xmlns:wpc="http://schemas.microsoft.com/office/word/2010/wordprocessingCanvas" xmlns:cx="http://schemas.microsoft.com/office/drawing/2014/chartex" xmlns:cx1="http://schemas.microsoft.com/office/drawing/2015/9/8/chartex" xmlns:cx2="http://schemas.microsoft.com/office/drawing/2015/10/21/chartex" xmlns:cx3="http://schemas.microsoft.com/office/drawing/2016/5/9/chartex" xmlns:cx4="http://schemas.microsoft.com/office/drawing/2016/5/10/chartex" xmlns:cx5="http://schemas.microsoft.com/office/drawing/2016/5/11/chartex" xmlns:cx6="http://schemas.microsoft.com/office/drawing/2016/5/12/chartex" xmlns:cx7="http://schemas.microsoft.com/office/drawing/2016/5/13/chartex" xmlns:cx8="http://schemas.microsoft.com/office/drawing/2016/5/14/chartex" xmlns:mc="http://schemas.openxmlformats.org/markup-compatibility/2006" xmlns:aink="http://schemas.microsoft.com/office/drawing/2016/ink" xmlns:am3d="http://schemas.microsoft.com/office/drawing/2017/model3d" xmlns:o="urn:schemas-microsoft-com:office:office" xmlns:oel="http://schemas.microsoft.com/office/2019/extlst" xmlns:r="http://schemas.openxmlformats.org/officeDocument/2006/relationships" xmlns:m="http://schemas.openxmlformats.org/officeDocument/2006/math" xmlns:v="urn:schemas-microsoft-com:vml" xmlns:wp14="http://schemas.microsoft.com/office/word/2010/wordprocessingDrawing" xmlns:wp="http://schemas.openxmlformats.org/drawingml/2006/wordprocessingDrawing" xmlns:w10="urn:schemas-microsoft-com:office:word" xmlns:w="http://schemas.openxmlformats.org/wordprocessingml/2006/main" xmlns:w14="http://schemas.microsoft.com/office/word/2010/wordml" xmlns:w15="http://schemas.microsoft.com/office/word/2012/wordml" xmlns:w16cex="http://schemas.microsoft.com/office/word/2018/wordml/cex" xmlns:w16cid="http://schemas.microsoft.com/office/word/2016/wordml/cid" xmlns:w16="http://schemas.microsoft.com/office/word/2018/wordml" xmlns:w16sdtdh="http://schemas.microsoft.com/office/word/2020/wordml/sdtdatahash" xmlns:w16se="http://schemas.microsoft.com/office/word/2015/wordml/symex" xmlns:wpg="http://schemas.microsoft.com/office/word/2010/wordprocessingGroup" xmlns:wpi="http://schemas.microsoft.com/office/word/2010/wordprocessingInk" xmlns:wne="http://schemas.microsoft.com/office/word/2006/wordml" xmlns:wps="http://schemas.microsoft.com/office/word/2010/wordprocessingShape" mc:Ignorable="w14 w15 w16se w16cid w16 w16cex w16sdtdh wp14">
+<w:ftr xmlns:wpc="http://schemas.microsoft.com/office/word/2010/wordprocessingCanvas" xmlns:cx="http://schemas.microsoft.com/office/drawing/2014/chartex" xmlns:mc="http://schemas.openxmlformats.org/markup-compatibility/2006" xmlns:o="urn:schemas-microsoft-com:office:office" xmlns:r="http://schemas.openxmlformats.org/officeDocument/2006/relationships" xmlns:m="http://schemas.openxmlformats.org/officeDocument/2006/math" xmlns:v="urn:schemas-microsoft-com:vml" xmlns:wp14="http://schemas.microsoft.com/office/word/2010/wordprocessingDrawing" xmlns:wp="http://schemas.openxmlformats.org/drawingml/2006/wordprocessingDrawing" xmlns:w10="urn:schemas-microsoft-com:office:word" xmlns:w="http://schemas.openxmlformats.org/wordprocessingml/2006/main" xmlns:w14="http://schemas.microsoft.com/office/word/2010/wordml" xmlns:w15="http://schemas.microsoft.com/office/word/2012/wordml" xmlns:w16se="http://schemas.microsoft.com/office/word/2015/wordml/symex" xmlns:wpg="http://schemas.microsoft.com/office/word/2010/wordprocessingGroup" xmlns:wpi="http://schemas.microsoft.com/office/word/2010/wordprocessingInk" xmlns:wne="http://schemas.microsoft.com/office/word/2006/wordml" xmlns:wps="http://schemas.microsoft.com/office/word/2010/wordprocessingShape" mc:Ignorable="w14 w15 w16se wp14">
   <w:sdt>
     <w:sdtPr>
       <w:id w:val="-227616916"/>
@@ -826,6 +842,7 @@
         <w:docPartUnique/>
       </w:docPartObj>
     </w:sdtPr>
+    <w:sdtEndPr/>
     <w:sdtContent>
       <w:p>
         <w:pPr>
@@ -846,7 +863,7 @@
             <w:noProof/>
             <w:lang w:val="zh-TW"/>
           </w:rPr>
-          <w:t>17</w:t>
+          <w:t>1</w:t>
         </w:r>
         <w:r>
           <w:fldChar w:fldCharType="end"/>
@@ -858,7 +875,7 @@
 </file>
 
 <file path=word/footnotes.xml><?xml version="1.0" encoding="utf-8"?>
-<w:footnotes xmlns:wpc="http://schemas.microsoft.com/office/word/2010/wordprocessingCanvas" xmlns:cx="http://schemas.microsoft.com/office/drawing/2014/chartex" xmlns:cx1="http://schemas.microsoft.com/office/drawing/2015/9/8/chartex" xmlns:cx2="http://schemas.microsoft.com/office/drawing/2015/10/21/chartex" xmlns:cx3="http://schemas.microsoft.com/office/drawing/2016/5/9/chartex" xmlns:cx4="http://schemas.microsoft.com/office/drawing/2016/5/10/chartex" xmlns:cx5="http://schemas.microsoft.com/office/drawing/2016/5/11/chartex" xmlns:cx6="http://schemas.microsoft.com/office/drawing/2016/5/12/chartex" xmlns:cx7="http://schemas.microsoft.com/office/drawing/2016/5/13/chartex" xmlns:cx8="http://schemas.microsoft.com/office/drawing/2016/5/14/chartex" xmlns:mc="http://schemas.openxmlformats.org/markup-compatibility/2006" xmlns:aink="http://schemas.microsoft.com/office/drawing/2016/ink" xmlns:am3d="http://schemas.microsoft.com/office/drawing/2017/model3d" xmlns:o="urn:schemas-microsoft-com:office:office" xmlns:oel="http://schemas.microsoft.com/office/2019/extlst" xmlns:r="http://schemas.openxmlformats.org/officeDocument/2006/relationships" xmlns:m="http://schemas.openxmlformats.org/officeDocument/2006/math" xmlns:v="urn:schemas-microsoft-com:vml" xmlns:wp14="http://schemas.microsoft.com/office/word/2010/wordprocessingDrawing" xmlns:wp="http://schemas.openxmlformats.org/drawingml/2006/wordprocessingDrawing" xmlns:w10="urn:schemas-microsoft-com:office:word" xmlns:w="http://schemas.openxmlformats.org/wordprocessingml/2006/main" xmlns:w14="http://schemas.microsoft.com/office/word/2010/wordml" xmlns:w15="http://schemas.microsoft.com/office/word/2012/wordml" xmlns:w16cex="http://schemas.microsoft.com/office/word/2018/wordml/cex" xmlns:w16cid="http://schemas.microsoft.com/office/word/2016/wordml/cid" xmlns:w16="http://schemas.microsoft.com/office/word/2018/wordml" xmlns:w16sdtdh="http://schemas.microsoft.com/office/word/2020/wordml/sdtdatahash" xmlns:w16se="http://schemas.microsoft.com/office/word/2015/wordml/symex" xmlns:wpg="http://schemas.microsoft.com/office/word/2010/wordprocessingGroup" xmlns:wpi="http://schemas.microsoft.com/office/word/2010/wordprocessingInk" xmlns:wne="http://schemas.microsoft.com/office/word/2006/wordml" xmlns:wps="http://schemas.microsoft.com/office/word/2010/wordprocessingShape" mc:Ignorable="w14 w15 w16se w16cid w16 w16cex w16sdtdh wp14">
+<w:footnotes xmlns:wpc="http://schemas.microsoft.com/office/word/2010/wordprocessingCanvas" xmlns:cx="http://schemas.microsoft.com/office/drawing/2014/chartex" xmlns:mc="http://schemas.openxmlformats.org/markup-compatibility/2006" xmlns:o="urn:schemas-microsoft-com:office:office" xmlns:r="http://schemas.openxmlformats.org/officeDocument/2006/relationships" xmlns:m="http://schemas.openxmlformats.org/officeDocument/2006/math" xmlns:v="urn:schemas-microsoft-com:vml" xmlns:wp14="http://schemas.microsoft.com/office/word/2010/wordprocessingDrawing" xmlns:wp="http://schemas.openxmlformats.org/drawingml/2006/wordprocessingDrawing" xmlns:w10="urn:schemas-microsoft-com:office:word" xmlns:w="http://schemas.openxmlformats.org/wordprocessingml/2006/main" xmlns:w14="http://schemas.microsoft.com/office/word/2010/wordml" xmlns:w15="http://schemas.microsoft.com/office/word/2012/wordml" xmlns:w16se="http://schemas.microsoft.com/office/word/2015/wordml/symex" xmlns:wpg="http://schemas.microsoft.com/office/word/2010/wordprocessingGroup" xmlns:wpi="http://schemas.microsoft.com/office/word/2010/wordprocessingInk" xmlns:wne="http://schemas.microsoft.com/office/word/2006/wordml" xmlns:wps="http://schemas.microsoft.com/office/word/2010/wordprocessingShape" mc:Ignorable="w14 w15 w16se wp14">
   <w:footnote w:type="separator" w:id="-1">
     <w:p>
       <w:r>
@@ -877,7 +894,7 @@
 </file>
 
 <file path=word/numbering.xml><?xml version="1.0" encoding="utf-8"?>
-<w:numbering xmlns:wpc="http://schemas.microsoft.com/office/word/2010/wordprocessingCanvas" xmlns:cx="http://schemas.microsoft.com/office/drawing/2014/chartex" xmlns:cx1="http://schemas.microsoft.com/office/drawing/2015/9/8/chartex" xmlns:cx2="http://schemas.microsoft.com/office/drawing/2015/10/21/chartex" xmlns:cx3="http://schemas.microsoft.com/office/drawing/2016/5/9/chartex" xmlns:cx4="http://schemas.microsoft.com/office/drawing/2016/5/10/chartex" xmlns:cx5="http://schemas.microsoft.com/office/drawing/2016/5/11/chartex" xmlns:cx6="http://schemas.microsoft.com/office/drawing/2016/5/12/chartex" xmlns:cx7="http://schemas.microsoft.com/office/drawing/2016/5/13/chartex" xmlns:cx8="http://schemas.microsoft.com/office/drawing/2016/5/14/chartex" xmlns:mc="http://schemas.openxmlformats.org/markup-compatibility/2006" xmlns:aink="http://schemas.microsoft.com/office/drawing/2016/ink" xmlns:am3d="http://schemas.microsoft.com/office/drawing/2017/model3d" xmlns:o="urn:schemas-microsoft-com:office:office" xmlns:oel="http://schemas.microsoft.com/office/2019/extlst" xmlns:r="http://schemas.openxmlformats.org/officeDocument/2006/relationships" xmlns:m="http://schemas.openxmlformats.org/officeDocument/2006/math" xmlns:v="urn:schemas-microsoft-com:vml" xmlns:wp14="http://schemas.microsoft.com/office/word/2010/wordprocessingDrawing" xmlns:wp="http://schemas.openxmlformats.org/drawingml/2006/wordprocessingDrawing" xmlns:w10="urn:schemas-microsoft-com:office:word" xmlns:w="http://schemas.openxmlformats.org/wordprocessingml/2006/main" xmlns:w14="http://schemas.microsoft.com/office/word/2010/wordml" xmlns:w15="http://schemas.microsoft.com/office/word/2012/wordml" xmlns:w16cex="http://schemas.microsoft.com/office/word/2018/wordml/cex" xmlns:w16cid="http://schemas.microsoft.com/office/word/2016/wordml/cid" xmlns:w16="http://schemas.microsoft.com/office/word/2018/wordml" xmlns:w16sdtdh="http://schemas.microsoft.com/office/word/2020/wordml/sdtdatahash" xmlns:w16se="http://schemas.microsoft.com/office/word/2015/wordml/symex" xmlns:wpg="http://schemas.microsoft.com/office/word/2010/wordprocessingGroup" xmlns:wpi="http://schemas.microsoft.com/office/word/2010/wordprocessingInk" xmlns:wne="http://schemas.microsoft.com/office/word/2006/wordml" xmlns:wps="http://schemas.microsoft.com/office/word/2010/wordprocessingShape" mc:Ignorable="w14 w15 w16se w16cid w16 w16cex w16sdtdh wp14">
+<w:numbering xmlns:wpc="http://schemas.microsoft.com/office/word/2010/wordprocessingCanvas" xmlns:cx="http://schemas.microsoft.com/office/drawing/2014/chartex" xmlns:mc="http://schemas.openxmlformats.org/markup-compatibility/2006" xmlns:o="urn:schemas-microsoft-com:office:office" xmlns:r="http://schemas.openxmlformats.org/officeDocument/2006/relationships" xmlns:m="http://schemas.openxmlformats.org/officeDocument/2006/math" xmlns:v="urn:schemas-microsoft-com:vml" xmlns:wp14="http://schemas.microsoft.com/office/word/2010/wordprocessingDrawing" xmlns:wp="http://schemas.openxmlformats.org/drawingml/2006/wordprocessingDrawing" xmlns:w10="urn:schemas-microsoft-com:office:word" xmlns:w="http://schemas.openxmlformats.org/wordprocessingml/2006/main" xmlns:w14="http://schemas.microsoft.com/office/word/2010/wordml" xmlns:w15="http://schemas.microsoft.com/office/word/2012/wordml" xmlns:w16se="http://schemas.microsoft.com/office/word/2015/wordml/symex" xmlns:wpg="http://schemas.microsoft.com/office/word/2010/wordprocessingGroup" xmlns:wpi="http://schemas.microsoft.com/office/word/2010/wordprocessingInk" xmlns:wne="http://schemas.microsoft.com/office/word/2006/wordml" xmlns:wps="http://schemas.microsoft.com/office/word/2010/wordprocessingShape" mc:Ignorable="w14 w15 w16se wp14">
   <w:abstractNum w:abstractNumId="0" w15:restartNumberingAfterBreak="0">
     <w:nsid w:val="032F5D71"/>
     <w:multiLevelType w:val="hybridMultilevel"/>
@@ -3406,16 +3423,16 @@
       </w:pPr>
     </w:lvl>
   </w:abstractNum>
-  <w:num w:numId="1" w16cid:durableId="1403678091">
+  <w:num w:numId="1">
     <w:abstractNumId w:val="21"/>
   </w:num>
-  <w:num w:numId="2" w16cid:durableId="1342706335">
+  <w:num w:numId="2">
     <w:abstractNumId w:val="11"/>
   </w:num>
-  <w:num w:numId="3" w16cid:durableId="1842894511">
+  <w:num w:numId="3">
     <w:abstractNumId w:val="2"/>
   </w:num>
-  <w:num w:numId="4" w16cid:durableId="539362166">
+  <w:num w:numId="4">
     <w:abstractNumId w:val="21"/>
     <w:lvlOverride w:ilvl="0">
       <w:startOverride w:val="1"/>
@@ -3445,76 +3462,76 @@
       <w:startOverride w:val="1"/>
     </w:lvlOverride>
   </w:num>
-  <w:num w:numId="5" w16cid:durableId="1166945525">
+  <w:num w:numId="5">
     <w:abstractNumId w:val="0"/>
   </w:num>
-  <w:num w:numId="6" w16cid:durableId="77289473">
+  <w:num w:numId="6">
     <w:abstractNumId w:val="18"/>
   </w:num>
-  <w:num w:numId="7" w16cid:durableId="614949180">
+  <w:num w:numId="7">
     <w:abstractNumId w:val="15"/>
   </w:num>
-  <w:num w:numId="8" w16cid:durableId="6713022">
+  <w:num w:numId="8">
     <w:abstractNumId w:val="16"/>
   </w:num>
-  <w:num w:numId="9" w16cid:durableId="963460074">
+  <w:num w:numId="9">
     <w:abstractNumId w:val="25"/>
   </w:num>
-  <w:num w:numId="10" w16cid:durableId="1220166952">
+  <w:num w:numId="10">
     <w:abstractNumId w:val="17"/>
   </w:num>
-  <w:num w:numId="11" w16cid:durableId="1295866878">
+  <w:num w:numId="11">
     <w:abstractNumId w:val="26"/>
   </w:num>
-  <w:num w:numId="12" w16cid:durableId="734355206">
+  <w:num w:numId="12">
     <w:abstractNumId w:val="13"/>
   </w:num>
-  <w:num w:numId="13" w16cid:durableId="1144084159">
+  <w:num w:numId="13">
     <w:abstractNumId w:val="22"/>
   </w:num>
-  <w:num w:numId="14" w16cid:durableId="2071533055">
+  <w:num w:numId="14">
     <w:abstractNumId w:val="1"/>
   </w:num>
-  <w:num w:numId="15" w16cid:durableId="1149829214">
+  <w:num w:numId="15">
     <w:abstractNumId w:val="20"/>
   </w:num>
-  <w:num w:numId="16" w16cid:durableId="1029843382">
+  <w:num w:numId="16">
     <w:abstractNumId w:val="7"/>
   </w:num>
-  <w:num w:numId="17" w16cid:durableId="45957957">
+  <w:num w:numId="17">
     <w:abstractNumId w:val="5"/>
   </w:num>
-  <w:num w:numId="18" w16cid:durableId="894589233">
+  <w:num w:numId="18">
     <w:abstractNumId w:val="8"/>
   </w:num>
-  <w:num w:numId="19" w16cid:durableId="1187063181">
+  <w:num w:numId="19">
     <w:abstractNumId w:val="24"/>
   </w:num>
-  <w:num w:numId="20" w16cid:durableId="877279550">
+  <w:num w:numId="20">
     <w:abstractNumId w:val="23"/>
   </w:num>
-  <w:num w:numId="21" w16cid:durableId="446890866">
+  <w:num w:numId="21">
     <w:abstractNumId w:val="6"/>
   </w:num>
-  <w:num w:numId="22" w16cid:durableId="1692104921">
+  <w:num w:numId="22">
     <w:abstractNumId w:val="12"/>
   </w:num>
-  <w:num w:numId="23" w16cid:durableId="35279930">
+  <w:num w:numId="23">
     <w:abstractNumId w:val="9"/>
   </w:num>
-  <w:num w:numId="24" w16cid:durableId="241111796">
+  <w:num w:numId="24">
     <w:abstractNumId w:val="19"/>
   </w:num>
-  <w:num w:numId="25" w16cid:durableId="1903366196">
+  <w:num w:numId="25">
     <w:abstractNumId w:val="14"/>
   </w:num>
-  <w:num w:numId="26" w16cid:durableId="1916351590">
+  <w:num w:numId="26">
     <w:abstractNumId w:val="3"/>
   </w:num>
-  <w:num w:numId="27" w16cid:durableId="1079521979">
+  <w:num w:numId="27">
     <w:abstractNumId w:val="4"/>
   </w:num>
-  <w:num w:numId="28" w16cid:durableId="1405223771">
+  <w:num w:numId="28">
     <w:abstractNumId w:val="10"/>
   </w:num>
   <w:numIdMacAtCleanup w:val="21"/>
@@ -3522,7 +3539,7 @@
 </file>
 
 <file path=word/styles.xml><?xml version="1.0" encoding="utf-8"?>
-<w:styles xmlns:mc="http://schemas.openxmlformats.org/markup-compatibility/2006" xmlns:r="http://schemas.openxmlformats.org/officeDocument/2006/relationships" xmlns:w="http://schemas.openxmlformats.org/wordprocessingml/2006/main" xmlns:w14="http://schemas.microsoft.com/office/word/2010/wordml" xmlns:w15="http://schemas.microsoft.com/office/word/2012/wordml" xmlns:w16cex="http://schemas.microsoft.com/office/word/2018/wordml/cex" xmlns:w16cid="http://schemas.microsoft.com/office/word/2016/wordml/cid" xmlns:w16="http://schemas.microsoft.com/office/word/2018/wordml" xmlns:w16sdtdh="http://schemas.microsoft.com/office/word/2020/wordml/sdtdatahash" xmlns:w16se="http://schemas.microsoft.com/office/word/2015/wordml/symex" mc:Ignorable="w14 w15 w16se w16cid w16 w16cex w16sdtdh">
+<w:styles xmlns:mc="http://schemas.openxmlformats.org/markup-compatibility/2006" xmlns:r="http://schemas.openxmlformats.org/officeDocument/2006/relationships" xmlns:w="http://schemas.openxmlformats.org/wordprocessingml/2006/main" xmlns:w14="http://schemas.microsoft.com/office/word/2010/wordml" xmlns:w15="http://schemas.microsoft.com/office/word/2012/wordml" xmlns:w16se="http://schemas.microsoft.com/office/word/2015/wordml/symex" mc:Ignorable="w14 w15 w16se">
   <w:docDefaults>
     <w:rPrDefault>
       <w:rPr>
@@ -3536,7 +3553,7 @@
     </w:rPrDefault>
     <w:pPrDefault/>
   </w:docDefaults>
-  <w:latentStyles w:defLockedState="0" w:defUIPriority="99" w:defSemiHidden="0" w:defUnhideWhenUsed="0" w:defQFormat="0" w:count="376">
+  <w:latentStyles w:defLockedState="0" w:defUIPriority="99" w:defSemiHidden="0" w:defUnhideWhenUsed="0" w:defQFormat="0" w:count="371">
     <w:lsdException w:name="Normal" w:uiPriority="0" w:qFormat="1"/>
     <w:lsdException w:name="heading 1" w:uiPriority="9" w:qFormat="1"/>
     <w:lsdException w:name="heading 2" w:semiHidden="1" w:uiPriority="9" w:unhideWhenUsed="1" w:qFormat="1"/>
@@ -3908,11 +3925,6 @@
     <w:lsdException w:name="List Table 5 Dark Accent 6" w:uiPriority="50"/>
     <w:lsdException w:name="List Table 6 Colorful Accent 6" w:uiPriority="51"/>
     <w:lsdException w:name="List Table 7 Colorful Accent 6" w:uiPriority="52"/>
-    <w:lsdException w:name="Mention" w:semiHidden="1" w:unhideWhenUsed="1"/>
-    <w:lsdException w:name="Smart Hyperlink" w:semiHidden="1" w:unhideWhenUsed="1"/>
-    <w:lsdException w:name="Hashtag" w:semiHidden="1" w:unhideWhenUsed="1"/>
-    <w:lsdException w:name="Unresolved Mention" w:semiHidden="1" w:unhideWhenUsed="1"/>
-    <w:lsdException w:name="Smart Link" w:semiHidden="1" w:unhideWhenUsed="1"/>
   </w:latentStyles>
   <w:style w:type="paragraph" w:default="1" w:styleId="a1">
     <w:name w:val="Normal"/>
@@ -4123,6 +4135,7 @@
   <w:style w:type="character" w:default="1" w:styleId="a2">
     <w:name w:val="Default Paragraph Font"/>
     <w:uiPriority w:val="1"/>
+    <w:semiHidden/>
     <w:unhideWhenUsed/>
   </w:style>
   <w:style w:type="table" w:default="1" w:styleId="a3">
@@ -4914,7 +4927,7 @@
 </file>
 
 <file path=customXml/itemProps1.xml><?xml version="1.0" encoding="utf-8"?>
-<ds:datastoreItem xmlns:ds="http://schemas.openxmlformats.org/officeDocument/2006/customXml" ds:itemID="{6B6D7352-17EE-49CE-9B88-90BC9F11B098}">
+<ds:datastoreItem xmlns:ds="http://schemas.openxmlformats.org/officeDocument/2006/customXml" ds:itemID="{F6C8DA40-0108-4154-8999-51274F9B4AB3}">
   <ds:schemaRefs>
     <ds:schemaRef ds:uri="http://schemas.openxmlformats.org/officeDocument/2006/bibliography"/>
   </ds:schemaRefs>
